--- a/downloads/documents/04 Units/Unit 04 - Environmental Design and Management - Spaces We Live In/Lesson 04.15 - Pitch and Gallery Walk.docx
+++ b/downloads/documents/04 Units/Unit 04 - Environmental Design and Management - Spaces We Live In/Lesson 04.15 - Pitch and Gallery Walk.docx
@@ -323,7 +323,7 @@
         <w:t xml:space="preserve"> </w:t>
       </w:r>
       <w:r>
-        <w:t xml:space="preserve">for Turkish, Portuguese, and Spanish.</w:t>
+        <w:t xml:space="preserve">for Spanish.</w:t>
       </w:r>
     </w:p>
     <w:p>
@@ -1076,7 +1076,7 @@
         <w:t xml:space="preserve"> </w:t>
       </w:r>
       <w:r>
-        <w:t xml:space="preserve">lets a student point to the plan and model while a teammate reads the line; sentence starters in Turkish, Portuguese, and Spanish on the project sheet, to be verified by a native speaker; a student may pitch in the home language with a teammate translating, and the five parts are scored on content, not accent.</w:t>
+        <w:t xml:space="preserve">lets a student point to the plan and model while a teammate reads the line; sentence starters in Spanish on the project sheet, to be verified by a native speaker; a student may pitch in the home language with a teammate translating, and the five parts are scored on content, not accent.</w:t>
       </w:r>
     </w:p>
     <w:p>
